--- a/supplementary/tables_word/Table_6_Benchmarking_Performance_Comparison.docx
+++ b/supplementary/tables_word/Table_6_Benchmarking_Performance_Comparison.docx
@@ -4,23 +4,7 @@
   <w:body>
     <w:p>
       <w:pPr>
-        <w:spacing w:before="80" w:after="80" w:line="276" w:lineRule="auto"/>
-        <w:jc w:val="both"/>
-      </w:pPr>
-      <w:r>
-        <w:rPr>
-          <w:rFonts w:ascii="Times New Roman" w:hAnsi="Times New Roman"/>
-          <w:b/>
-          <w:i w:val="0"/>
-          <w:color w:val="000000"/>
-          <w:sz w:val="24"/>
-        </w:rPr>
-        <w:t>Supplementary Table S6</w:t>
-      </w:r>
-    </w:p>
-    <w:p>
-      <w:pPr>
-        <w:spacing w:before="80" w:after="80" w:line="276" w:lineRule="auto"/>
+        <w:spacing w:before="0" w:after="120" w:line="276" w:lineRule="auto"/>
         <w:jc w:val="both"/>
       </w:pPr>
       <w:r>
@@ -67,10 +51,10 @@
             <w:tcW w:type="dxa" w:w="1851"/>
             <w:vAlign w:val="center"/>
             <w:tcMar>
-              <w:top w:w="90" w:type="dxa"/>
-              <w:bottom w:w="90" w:type="dxa"/>
-              <w:left w:w="130" w:type="dxa"/>
-              <w:right w:w="130" w:type="dxa"/>
+              <w:top w:w="70" w:type="dxa"/>
+              <w:bottom w:w="70" w:type="dxa"/>
+              <w:left w:w="100" w:type="dxa"/>
+              <w:right w:w="100" w:type="dxa"/>
             </w:tcMar>
           </w:tcPr>
           <w:p>
@@ -84,7 +68,7 @@
                 <w:rFonts w:ascii="Times New Roman" w:hAnsi="Times New Roman"/>
                 <w:b/>
                 <w:color w:val="000000"/>
-                <w:sz w:val="19"/>
+                <w:sz w:val="17"/>
               </w:rPr>
               <w:t>Method</w:t>
             </w:r>
@@ -95,10 +79,10 @@
             <w:tcW w:type="dxa" w:w="1851"/>
             <w:vAlign w:val="center"/>
             <w:tcMar>
-              <w:top w:w="90" w:type="dxa"/>
-              <w:bottom w:w="90" w:type="dxa"/>
-              <w:left w:w="130" w:type="dxa"/>
-              <w:right w:w="130" w:type="dxa"/>
+              <w:top w:w="70" w:type="dxa"/>
+              <w:bottom w:w="70" w:type="dxa"/>
+              <w:left w:w="100" w:type="dxa"/>
+              <w:right w:w="100" w:type="dxa"/>
             </w:tcMar>
           </w:tcPr>
           <w:p>
@@ -112,7 +96,7 @@
                 <w:rFonts w:ascii="Times New Roman" w:hAnsi="Times New Roman"/>
                 <w:b/>
                 <w:color w:val="000000"/>
-                <w:sz w:val="19"/>
+                <w:sz w:val="17"/>
               </w:rPr>
               <w:t>AUROC</w:t>
             </w:r>
@@ -123,10 +107,10 @@
             <w:tcW w:type="dxa" w:w="1851"/>
             <w:vAlign w:val="center"/>
             <w:tcMar>
-              <w:top w:w="90" w:type="dxa"/>
-              <w:bottom w:w="90" w:type="dxa"/>
-              <w:left w:w="130" w:type="dxa"/>
-              <w:right w:w="130" w:type="dxa"/>
+              <w:top w:w="70" w:type="dxa"/>
+              <w:bottom w:w="70" w:type="dxa"/>
+              <w:left w:w="100" w:type="dxa"/>
+              <w:right w:w="100" w:type="dxa"/>
             </w:tcMar>
           </w:tcPr>
           <w:p>
@@ -140,7 +124,7 @@
                 <w:rFonts w:ascii="Times New Roman" w:hAnsi="Times New Roman"/>
                 <w:b/>
                 <w:color w:val="000000"/>
-                <w:sz w:val="19"/>
+                <w:sz w:val="17"/>
               </w:rPr>
               <w:t>AUPRC</w:t>
             </w:r>
@@ -151,10 +135,10 @@
             <w:tcW w:type="dxa" w:w="1851"/>
             <w:vAlign w:val="center"/>
             <w:tcMar>
-              <w:top w:w="90" w:type="dxa"/>
-              <w:bottom w:w="90" w:type="dxa"/>
-              <w:left w:w="130" w:type="dxa"/>
-              <w:right w:w="130" w:type="dxa"/>
+              <w:top w:w="70" w:type="dxa"/>
+              <w:bottom w:w="70" w:type="dxa"/>
+              <w:left w:w="100" w:type="dxa"/>
+              <w:right w:w="100" w:type="dxa"/>
             </w:tcMar>
           </w:tcPr>
           <w:p>
@@ -168,7 +152,7 @@
                 <w:rFonts w:ascii="Times New Roman" w:hAnsi="Times New Roman"/>
                 <w:b/>
                 <w:color w:val="000000"/>
-                <w:sz w:val="19"/>
+                <w:sz w:val="17"/>
               </w:rPr>
               <w:t>Precision (Top 25%)</w:t>
             </w:r>
@@ -179,10 +163,10 @@
             <w:tcW w:type="dxa" w:w="1851"/>
             <w:vAlign w:val="center"/>
             <w:tcMar>
-              <w:top w:w="90" w:type="dxa"/>
-              <w:bottom w:w="90" w:type="dxa"/>
-              <w:left w:w="130" w:type="dxa"/>
-              <w:right w:w="130" w:type="dxa"/>
+              <w:top w:w="70" w:type="dxa"/>
+              <w:bottom w:w="70" w:type="dxa"/>
+              <w:left w:w="100" w:type="dxa"/>
+              <w:right w:w="100" w:type="dxa"/>
             </w:tcMar>
           </w:tcPr>
           <w:p>
@@ -196,7 +180,7 @@
                 <w:rFonts w:ascii="Times New Roman" w:hAnsi="Times New Roman"/>
                 <w:b/>
                 <w:color w:val="000000"/>
-                <w:sz w:val="19"/>
+                <w:sz w:val="17"/>
               </w:rPr>
               <w:t>Recall (Top 25%)</w:t>
             </w:r>
@@ -207,10 +191,10 @@
             <w:tcW w:type="dxa" w:w="1851"/>
             <w:vAlign w:val="center"/>
             <w:tcMar>
-              <w:top w:w="90" w:type="dxa"/>
-              <w:bottom w:w="90" w:type="dxa"/>
-              <w:left w:w="130" w:type="dxa"/>
-              <w:right w:w="130" w:type="dxa"/>
+              <w:top w:w="70" w:type="dxa"/>
+              <w:bottom w:w="70" w:type="dxa"/>
+              <w:left w:w="100" w:type="dxa"/>
+              <w:right w:w="100" w:type="dxa"/>
             </w:tcMar>
           </w:tcPr>
           <w:p>
@@ -224,7 +208,7 @@
                 <w:rFonts w:ascii="Times New Roman" w:hAnsi="Times New Roman"/>
                 <w:b/>
                 <w:color w:val="000000"/>
-                <w:sz w:val="19"/>
+                <w:sz w:val="17"/>
               </w:rPr>
               <w:t>F1-Score</w:t>
             </w:r>
@@ -235,10 +219,10 @@
             <w:tcW w:type="dxa" w:w="1851"/>
             <w:vAlign w:val="center"/>
             <w:tcMar>
-              <w:top w:w="90" w:type="dxa"/>
-              <w:bottom w:w="90" w:type="dxa"/>
-              <w:left w:w="130" w:type="dxa"/>
-              <w:right w:w="130" w:type="dxa"/>
+              <w:top w:w="70" w:type="dxa"/>
+              <w:bottom w:w="70" w:type="dxa"/>
+              <w:left w:w="100" w:type="dxa"/>
+              <w:right w:w="100" w:type="dxa"/>
             </w:tcMar>
           </w:tcPr>
           <w:p>
@@ -252,7 +236,7 @@
                 <w:rFonts w:ascii="Times New Roman" w:hAnsi="Times New Roman"/>
                 <w:b/>
                 <w:color w:val="000000"/>
-                <w:sz w:val="19"/>
+                <w:sz w:val="17"/>
               </w:rPr>
               <w:t>False Discovery Rate (FDR)</w:t>
             </w:r>
@@ -265,10 +249,10 @@
             <w:tcW w:type="dxa" w:w="1851"/>
             <w:vAlign w:val="center"/>
             <w:tcMar>
-              <w:top w:w="90" w:type="dxa"/>
-              <w:bottom w:w="90" w:type="dxa"/>
-              <w:left w:w="130" w:type="dxa"/>
-              <w:right w:w="130" w:type="dxa"/>
+              <w:top w:w="70" w:type="dxa"/>
+              <w:bottom w:w="70" w:type="dxa"/>
+              <w:left w:w="100" w:type="dxa"/>
+              <w:right w:w="100" w:type="dxa"/>
             </w:tcMar>
           </w:tcPr>
           <w:p>
@@ -282,7 +266,7 @@
                 <w:rFonts w:ascii="Times New Roman" w:hAnsi="Times New Roman"/>
                 <w:b w:val="0"/>
                 <w:color w:val="000000"/>
-                <w:sz w:val="19"/>
+                <w:sz w:val="17"/>
               </w:rPr>
               <w:t>Triangulated Causal ML</w:t>
             </w:r>
@@ -293,10 +277,10 @@
             <w:tcW w:type="dxa" w:w="1851"/>
             <w:vAlign w:val="center"/>
             <w:tcMar>
-              <w:top w:w="90" w:type="dxa"/>
-              <w:bottom w:w="90" w:type="dxa"/>
-              <w:left w:w="130" w:type="dxa"/>
-              <w:right w:w="130" w:type="dxa"/>
+              <w:top w:w="70" w:type="dxa"/>
+              <w:bottom w:w="70" w:type="dxa"/>
+              <w:left w:w="100" w:type="dxa"/>
+              <w:right w:w="100" w:type="dxa"/>
             </w:tcMar>
           </w:tcPr>
           <w:p>
@@ -310,7 +294,7 @@
                 <w:rFonts w:ascii="Times New Roman" w:hAnsi="Times New Roman"/>
                 <w:b w:val="0"/>
                 <w:color w:val="000000"/>
-                <w:sz w:val="19"/>
+                <w:sz w:val="17"/>
               </w:rPr>
               <w:t>0.8999</w:t>
             </w:r>
@@ -321,10 +305,10 @@
             <w:tcW w:type="dxa" w:w="1851"/>
             <w:vAlign w:val="center"/>
             <w:tcMar>
-              <w:top w:w="90" w:type="dxa"/>
-              <w:bottom w:w="90" w:type="dxa"/>
-              <w:left w:w="130" w:type="dxa"/>
-              <w:right w:w="130" w:type="dxa"/>
+              <w:top w:w="70" w:type="dxa"/>
+              <w:bottom w:w="70" w:type="dxa"/>
+              <w:left w:w="100" w:type="dxa"/>
+              <w:right w:w="100" w:type="dxa"/>
             </w:tcMar>
           </w:tcPr>
           <w:p>
@@ -338,7 +322,7 @@
                 <w:rFonts w:ascii="Times New Roman" w:hAnsi="Times New Roman"/>
                 <w:b w:val="0"/>
                 <w:color w:val="000000"/>
-                <w:sz w:val="19"/>
+                <w:sz w:val="17"/>
               </w:rPr>
               <w:t>0.8745</w:t>
             </w:r>
@@ -349,10 +333,10 @@
             <w:tcW w:type="dxa" w:w="1851"/>
             <w:vAlign w:val="center"/>
             <w:tcMar>
-              <w:top w:w="90" w:type="dxa"/>
-              <w:bottom w:w="90" w:type="dxa"/>
-              <w:left w:w="130" w:type="dxa"/>
-              <w:right w:w="130" w:type="dxa"/>
+              <w:top w:w="70" w:type="dxa"/>
+              <w:bottom w:w="70" w:type="dxa"/>
+              <w:left w:w="100" w:type="dxa"/>
+              <w:right w:w="100" w:type="dxa"/>
             </w:tcMar>
           </w:tcPr>
           <w:p>
@@ -366,7 +350,7 @@
                 <w:rFonts w:ascii="Times New Roman" w:hAnsi="Times New Roman"/>
                 <w:b w:val="0"/>
                 <w:color w:val="000000"/>
-                <w:sz w:val="19"/>
+                <w:sz w:val="17"/>
               </w:rPr>
               <w:t>0.9013</w:t>
             </w:r>
@@ -377,10 +361,10 @@
             <w:tcW w:type="dxa" w:w="1851"/>
             <w:vAlign w:val="center"/>
             <w:tcMar>
-              <w:top w:w="90" w:type="dxa"/>
-              <w:bottom w:w="90" w:type="dxa"/>
-              <w:left w:w="130" w:type="dxa"/>
-              <w:right w:w="130" w:type="dxa"/>
+              <w:top w:w="70" w:type="dxa"/>
+              <w:bottom w:w="70" w:type="dxa"/>
+              <w:left w:w="100" w:type="dxa"/>
+              <w:right w:w="100" w:type="dxa"/>
             </w:tcMar>
           </w:tcPr>
           <w:p>
@@ -394,7 +378,7 @@
                 <w:rFonts w:ascii="Times New Roman" w:hAnsi="Times New Roman"/>
                 <w:b w:val="0"/>
                 <w:color w:val="000000"/>
-                <w:sz w:val="19"/>
+                <w:sz w:val="17"/>
               </w:rPr>
               <w:t>0.5633</w:t>
             </w:r>
@@ -405,10 +389,10 @@
             <w:tcW w:type="dxa" w:w="1851"/>
             <w:vAlign w:val="center"/>
             <w:tcMar>
-              <w:top w:w="90" w:type="dxa"/>
-              <w:bottom w:w="90" w:type="dxa"/>
-              <w:left w:w="130" w:type="dxa"/>
-              <w:right w:w="130" w:type="dxa"/>
+              <w:top w:w="70" w:type="dxa"/>
+              <w:bottom w:w="70" w:type="dxa"/>
+              <w:left w:w="100" w:type="dxa"/>
+              <w:right w:w="100" w:type="dxa"/>
             </w:tcMar>
           </w:tcPr>
           <w:p>
@@ -422,7 +406,7 @@
                 <w:rFonts w:ascii="Times New Roman" w:hAnsi="Times New Roman"/>
                 <w:b w:val="0"/>
                 <w:color w:val="000000"/>
-                <w:sz w:val="19"/>
+                <w:sz w:val="17"/>
               </w:rPr>
               <w:t>0.6933</w:t>
             </w:r>
@@ -433,10 +417,10 @@
             <w:tcW w:type="dxa" w:w="1851"/>
             <w:vAlign w:val="center"/>
             <w:tcMar>
-              <w:top w:w="90" w:type="dxa"/>
-              <w:bottom w:w="90" w:type="dxa"/>
-              <w:left w:w="130" w:type="dxa"/>
-              <w:right w:w="130" w:type="dxa"/>
+              <w:top w:w="70" w:type="dxa"/>
+              <w:bottom w:w="70" w:type="dxa"/>
+              <w:left w:w="100" w:type="dxa"/>
+              <w:right w:w="100" w:type="dxa"/>
             </w:tcMar>
           </w:tcPr>
           <w:p>
@@ -450,7 +434,7 @@
                 <w:rFonts w:ascii="Times New Roman" w:hAnsi="Times New Roman"/>
                 <w:b w:val="0"/>
                 <w:color w:val="000000"/>
-                <w:sz w:val="19"/>
+                <w:sz w:val="17"/>
               </w:rPr>
               <w:t>0.0987</w:t>
             </w:r>
@@ -463,10 +447,10 @@
             <w:tcW w:type="dxa" w:w="1851"/>
             <w:vAlign w:val="center"/>
             <w:tcMar>
-              <w:top w:w="90" w:type="dxa"/>
-              <w:bottom w:w="90" w:type="dxa"/>
-              <w:left w:w="130" w:type="dxa"/>
-              <w:right w:w="130" w:type="dxa"/>
+              <w:top w:w="70" w:type="dxa"/>
+              <w:bottom w:w="70" w:type="dxa"/>
+              <w:left w:w="100" w:type="dxa"/>
+              <w:right w:w="100" w:type="dxa"/>
             </w:tcMar>
           </w:tcPr>
           <w:p>
@@ -480,7 +464,7 @@
                 <w:rFonts w:ascii="Times New Roman" w:hAnsi="Times New Roman"/>
                 <w:b w:val="0"/>
                 <w:color w:val="000000"/>
-                <w:sz w:val="19"/>
+                <w:sz w:val="17"/>
               </w:rPr>
               <w:t>ChIP-seq Prior Alone</w:t>
             </w:r>
@@ -491,10 +475,10 @@
             <w:tcW w:type="dxa" w:w="1851"/>
             <w:vAlign w:val="center"/>
             <w:tcMar>
-              <w:top w:w="90" w:type="dxa"/>
-              <w:bottom w:w="90" w:type="dxa"/>
-              <w:left w:w="130" w:type="dxa"/>
-              <w:right w:w="130" w:type="dxa"/>
+              <w:top w:w="70" w:type="dxa"/>
+              <w:bottom w:w="70" w:type="dxa"/>
+              <w:left w:w="100" w:type="dxa"/>
+              <w:right w:w="100" w:type="dxa"/>
             </w:tcMar>
           </w:tcPr>
           <w:p>
@@ -508,7 +492,7 @@
                 <w:rFonts w:ascii="Times New Roman" w:hAnsi="Times New Roman"/>
                 <w:b w:val="0"/>
                 <w:color w:val="000000"/>
-                <w:sz w:val="19"/>
+                <w:sz w:val="17"/>
               </w:rPr>
               <w:t>0.8890</w:t>
             </w:r>
@@ -519,10 +503,10 @@
             <w:tcW w:type="dxa" w:w="1851"/>
             <w:vAlign w:val="center"/>
             <w:tcMar>
-              <w:top w:w="90" w:type="dxa"/>
-              <w:bottom w:w="90" w:type="dxa"/>
-              <w:left w:w="130" w:type="dxa"/>
-              <w:right w:w="130" w:type="dxa"/>
+              <w:top w:w="70" w:type="dxa"/>
+              <w:bottom w:w="70" w:type="dxa"/>
+              <w:left w:w="100" w:type="dxa"/>
+              <w:right w:w="100" w:type="dxa"/>
             </w:tcMar>
           </w:tcPr>
           <w:p>
@@ -536,7 +520,7 @@
                 <w:rFonts w:ascii="Times New Roman" w:hAnsi="Times New Roman"/>
                 <w:b w:val="0"/>
                 <w:color w:val="000000"/>
-                <w:sz w:val="19"/>
+                <w:sz w:val="17"/>
               </w:rPr>
               <w:t>0.7228</w:t>
             </w:r>
@@ -547,10 +531,10 @@
             <w:tcW w:type="dxa" w:w="1851"/>
             <w:vAlign w:val="center"/>
             <w:tcMar>
-              <w:top w:w="90" w:type="dxa"/>
-              <w:bottom w:w="90" w:type="dxa"/>
-              <w:left w:w="130" w:type="dxa"/>
-              <w:right w:w="130" w:type="dxa"/>
+              <w:top w:w="70" w:type="dxa"/>
+              <w:bottom w:w="70" w:type="dxa"/>
+              <w:left w:w="100" w:type="dxa"/>
+              <w:right w:w="100" w:type="dxa"/>
             </w:tcMar>
           </w:tcPr>
           <w:p>
@@ -564,7 +548,7 @@
                 <w:rFonts w:ascii="Times New Roman" w:hAnsi="Times New Roman"/>
                 <w:b w:val="0"/>
                 <w:color w:val="000000"/>
-                <w:sz w:val="19"/>
+                <w:sz w:val="17"/>
               </w:rPr>
               <w:t>0.7560</w:t>
             </w:r>
@@ -575,10 +559,10 @@
             <w:tcW w:type="dxa" w:w="1851"/>
             <w:vAlign w:val="center"/>
             <w:tcMar>
-              <w:top w:w="90" w:type="dxa"/>
-              <w:bottom w:w="90" w:type="dxa"/>
-              <w:left w:w="130" w:type="dxa"/>
-              <w:right w:w="130" w:type="dxa"/>
+              <w:top w:w="70" w:type="dxa"/>
+              <w:bottom w:w="70" w:type="dxa"/>
+              <w:left w:w="100" w:type="dxa"/>
+              <w:right w:w="100" w:type="dxa"/>
             </w:tcMar>
           </w:tcPr>
           <w:p>
@@ -592,7 +576,7 @@
                 <w:rFonts w:ascii="Times New Roman" w:hAnsi="Times New Roman"/>
                 <w:b w:val="0"/>
                 <w:color w:val="000000"/>
-                <w:sz w:val="19"/>
+                <w:sz w:val="17"/>
               </w:rPr>
               <w:t>0.4725</w:t>
             </w:r>
@@ -603,10 +587,10 @@
             <w:tcW w:type="dxa" w:w="1851"/>
             <w:vAlign w:val="center"/>
             <w:tcMar>
-              <w:top w:w="90" w:type="dxa"/>
-              <w:bottom w:w="90" w:type="dxa"/>
-              <w:left w:w="130" w:type="dxa"/>
-              <w:right w:w="130" w:type="dxa"/>
+              <w:top w:w="70" w:type="dxa"/>
+              <w:bottom w:w="70" w:type="dxa"/>
+              <w:left w:w="100" w:type="dxa"/>
+              <w:right w:w="100" w:type="dxa"/>
             </w:tcMar>
           </w:tcPr>
           <w:p>
@@ -620,7 +604,7 @@
                 <w:rFonts w:ascii="Times New Roman" w:hAnsi="Times New Roman"/>
                 <w:b w:val="0"/>
                 <w:color w:val="000000"/>
-                <w:sz w:val="19"/>
+                <w:sz w:val="17"/>
               </w:rPr>
               <w:t>0.5815</w:t>
             </w:r>
@@ -631,10 +615,10 @@
             <w:tcW w:type="dxa" w:w="1851"/>
             <w:vAlign w:val="center"/>
             <w:tcMar>
-              <w:top w:w="90" w:type="dxa"/>
-              <w:bottom w:w="90" w:type="dxa"/>
-              <w:left w:w="130" w:type="dxa"/>
-              <w:right w:w="130" w:type="dxa"/>
+              <w:top w:w="70" w:type="dxa"/>
+              <w:bottom w:w="70" w:type="dxa"/>
+              <w:left w:w="100" w:type="dxa"/>
+              <w:right w:w="100" w:type="dxa"/>
             </w:tcMar>
           </w:tcPr>
           <w:p>
@@ -648,7 +632,7 @@
                 <w:rFonts w:ascii="Times New Roman" w:hAnsi="Times New Roman"/>
                 <w:b w:val="0"/>
                 <w:color w:val="000000"/>
-                <w:sz w:val="19"/>
+                <w:sz w:val="17"/>
               </w:rPr>
               <w:t>0.2440</w:t>
             </w:r>
@@ -661,10 +645,10 @@
             <w:tcW w:type="dxa" w:w="1851"/>
             <w:vAlign w:val="center"/>
             <w:tcMar>
-              <w:top w:w="90" w:type="dxa"/>
-              <w:bottom w:w="90" w:type="dxa"/>
-              <w:left w:w="130" w:type="dxa"/>
-              <w:right w:w="130" w:type="dxa"/>
+              <w:top w:w="70" w:type="dxa"/>
+              <w:bottom w:w="70" w:type="dxa"/>
+              <w:left w:w="100" w:type="dxa"/>
+              <w:right w:w="100" w:type="dxa"/>
             </w:tcMar>
           </w:tcPr>
           <w:p>
@@ -678,7 +662,7 @@
                 <w:rFonts w:ascii="Times New Roman" w:hAnsi="Times New Roman"/>
                 <w:b w:val="0"/>
                 <w:color w:val="000000"/>
-                <w:sz w:val="19"/>
+                <w:sz w:val="17"/>
               </w:rPr>
               <w:t>Co-expression (Correlation)</w:t>
             </w:r>
@@ -689,10 +673,10 @@
             <w:tcW w:type="dxa" w:w="1851"/>
             <w:vAlign w:val="center"/>
             <w:tcMar>
-              <w:top w:w="90" w:type="dxa"/>
-              <w:bottom w:w="90" w:type="dxa"/>
-              <w:left w:w="130" w:type="dxa"/>
-              <w:right w:w="130" w:type="dxa"/>
+              <w:top w:w="70" w:type="dxa"/>
+              <w:bottom w:w="70" w:type="dxa"/>
+              <w:left w:w="100" w:type="dxa"/>
+              <w:right w:w="100" w:type="dxa"/>
             </w:tcMar>
           </w:tcPr>
           <w:p>
@@ -706,7 +690,7 @@
                 <w:rFonts w:ascii="Times New Roman" w:hAnsi="Times New Roman"/>
                 <w:b w:val="0"/>
                 <w:color w:val="000000"/>
-                <w:sz w:val="19"/>
+                <w:sz w:val="17"/>
               </w:rPr>
               <w:t>0.7292</w:t>
             </w:r>
@@ -717,10 +701,10 @@
             <w:tcW w:type="dxa" w:w="1851"/>
             <w:vAlign w:val="center"/>
             <w:tcMar>
-              <w:top w:w="90" w:type="dxa"/>
-              <w:bottom w:w="90" w:type="dxa"/>
-              <w:left w:w="130" w:type="dxa"/>
-              <w:right w:w="130" w:type="dxa"/>
+              <w:top w:w="70" w:type="dxa"/>
+              <w:bottom w:w="70" w:type="dxa"/>
+              <w:left w:w="100" w:type="dxa"/>
+              <w:right w:w="100" w:type="dxa"/>
             </w:tcMar>
           </w:tcPr>
           <w:p>
@@ -734,7 +718,7 @@
                 <w:rFonts w:ascii="Times New Roman" w:hAnsi="Times New Roman"/>
                 <w:b w:val="0"/>
                 <w:color w:val="000000"/>
-                <w:sz w:val="19"/>
+                <w:sz w:val="17"/>
               </w:rPr>
               <w:t>0.6814</w:t>
             </w:r>
@@ -745,10 +729,10 @@
             <w:tcW w:type="dxa" w:w="1851"/>
             <w:vAlign w:val="center"/>
             <w:tcMar>
-              <w:top w:w="90" w:type="dxa"/>
-              <w:bottom w:w="90" w:type="dxa"/>
-              <w:left w:w="130" w:type="dxa"/>
-              <w:right w:w="130" w:type="dxa"/>
+              <w:top w:w="70" w:type="dxa"/>
+              <w:bottom w:w="70" w:type="dxa"/>
+              <w:left w:w="100" w:type="dxa"/>
+              <w:right w:w="100" w:type="dxa"/>
             </w:tcMar>
           </w:tcPr>
           <w:p>
@@ -762,7 +746,7 @@
                 <w:rFonts w:ascii="Times New Roman" w:hAnsi="Times New Roman"/>
                 <w:b w:val="0"/>
                 <w:color w:val="000000"/>
-                <w:sz w:val="19"/>
+                <w:sz w:val="17"/>
               </w:rPr>
               <w:t>0.6773</w:t>
             </w:r>
@@ -773,10 +757,10 @@
             <w:tcW w:type="dxa" w:w="1851"/>
             <w:vAlign w:val="center"/>
             <w:tcMar>
-              <w:top w:w="90" w:type="dxa"/>
-              <w:bottom w:w="90" w:type="dxa"/>
-              <w:left w:w="130" w:type="dxa"/>
-              <w:right w:w="130" w:type="dxa"/>
+              <w:top w:w="70" w:type="dxa"/>
+              <w:bottom w:w="70" w:type="dxa"/>
+              <w:left w:w="100" w:type="dxa"/>
+              <w:right w:w="100" w:type="dxa"/>
             </w:tcMar>
           </w:tcPr>
           <w:p>
@@ -790,7 +774,7 @@
                 <w:rFonts w:ascii="Times New Roman" w:hAnsi="Times New Roman"/>
                 <w:b w:val="0"/>
                 <w:color w:val="000000"/>
-                <w:sz w:val="19"/>
+                <w:sz w:val="17"/>
               </w:rPr>
               <w:t>0.4233</w:t>
             </w:r>
@@ -801,10 +785,10 @@
             <w:tcW w:type="dxa" w:w="1851"/>
             <w:vAlign w:val="center"/>
             <w:tcMar>
-              <w:top w:w="90" w:type="dxa"/>
-              <w:bottom w:w="90" w:type="dxa"/>
-              <w:left w:w="130" w:type="dxa"/>
-              <w:right w:w="130" w:type="dxa"/>
+              <w:top w:w="70" w:type="dxa"/>
+              <w:bottom w:w="70" w:type="dxa"/>
+              <w:left w:w="100" w:type="dxa"/>
+              <w:right w:w="100" w:type="dxa"/>
             </w:tcMar>
           </w:tcPr>
           <w:p>
@@ -818,7 +802,7 @@
                 <w:rFonts w:ascii="Times New Roman" w:hAnsi="Times New Roman"/>
                 <w:b w:val="0"/>
                 <w:color w:val="000000"/>
-                <w:sz w:val="19"/>
+                <w:sz w:val="17"/>
               </w:rPr>
               <w:t>0.5210</w:t>
             </w:r>
@@ -829,10 +813,10 @@
             <w:tcW w:type="dxa" w:w="1851"/>
             <w:vAlign w:val="center"/>
             <w:tcMar>
-              <w:top w:w="90" w:type="dxa"/>
-              <w:bottom w:w="90" w:type="dxa"/>
-              <w:left w:w="130" w:type="dxa"/>
-              <w:right w:w="130" w:type="dxa"/>
+              <w:top w:w="70" w:type="dxa"/>
+              <w:bottom w:w="70" w:type="dxa"/>
+              <w:left w:w="100" w:type="dxa"/>
+              <w:right w:w="100" w:type="dxa"/>
             </w:tcMar>
           </w:tcPr>
           <w:p>
@@ -846,7 +830,7 @@
                 <w:rFonts w:ascii="Times New Roman" w:hAnsi="Times New Roman"/>
                 <w:b w:val="0"/>
                 <w:color w:val="000000"/>
-                <w:sz w:val="19"/>
+                <w:sz w:val="17"/>
               </w:rPr>
               <w:t>0.3227</w:t>
             </w:r>
@@ -859,10 +843,10 @@
             <w:tcW w:type="dxa" w:w="1851"/>
             <w:vAlign w:val="center"/>
             <w:tcMar>
-              <w:top w:w="90" w:type="dxa"/>
-              <w:bottom w:w="90" w:type="dxa"/>
-              <w:left w:w="130" w:type="dxa"/>
-              <w:right w:w="130" w:type="dxa"/>
+              <w:top w:w="70" w:type="dxa"/>
+              <w:bottom w:w="70" w:type="dxa"/>
+              <w:left w:w="100" w:type="dxa"/>
+              <w:right w:w="100" w:type="dxa"/>
             </w:tcMar>
           </w:tcPr>
           <w:p>
@@ -876,7 +860,7 @@
                 <w:rFonts w:ascii="Times New Roman" w:hAnsi="Times New Roman"/>
                 <w:b w:val="0"/>
                 <w:color w:val="000000"/>
-                <w:sz w:val="19"/>
+                <w:sz w:val="17"/>
               </w:rPr>
               <w:t>GENIE3 (Tree Regression)</w:t>
             </w:r>
@@ -887,10 +871,10 @@
             <w:tcW w:type="dxa" w:w="1851"/>
             <w:vAlign w:val="center"/>
             <w:tcMar>
-              <w:top w:w="90" w:type="dxa"/>
-              <w:bottom w:w="90" w:type="dxa"/>
-              <w:left w:w="130" w:type="dxa"/>
-              <w:right w:w="130" w:type="dxa"/>
+              <w:top w:w="70" w:type="dxa"/>
+              <w:bottom w:w="70" w:type="dxa"/>
+              <w:left w:w="100" w:type="dxa"/>
+              <w:right w:w="100" w:type="dxa"/>
             </w:tcMar>
           </w:tcPr>
           <w:p>
@@ -904,7 +888,7 @@
                 <w:rFonts w:ascii="Times New Roman" w:hAnsi="Times New Roman"/>
                 <w:b w:val="0"/>
                 <w:color w:val="000000"/>
-                <w:sz w:val="19"/>
+                <w:sz w:val="17"/>
               </w:rPr>
               <w:t>0.6698</w:t>
             </w:r>
@@ -915,10 +899,10 @@
             <w:tcW w:type="dxa" w:w="1851"/>
             <w:vAlign w:val="center"/>
             <w:tcMar>
-              <w:top w:w="90" w:type="dxa"/>
-              <w:bottom w:w="90" w:type="dxa"/>
-              <w:left w:w="130" w:type="dxa"/>
-              <w:right w:w="130" w:type="dxa"/>
+              <w:top w:w="70" w:type="dxa"/>
+              <w:bottom w:w="70" w:type="dxa"/>
+              <w:left w:w="100" w:type="dxa"/>
+              <w:right w:w="100" w:type="dxa"/>
             </w:tcMar>
           </w:tcPr>
           <w:p>
@@ -932,7 +916,7 @@
                 <w:rFonts w:ascii="Times New Roman" w:hAnsi="Times New Roman"/>
                 <w:b w:val="0"/>
                 <w:color w:val="000000"/>
-                <w:sz w:val="19"/>
+                <w:sz w:val="17"/>
               </w:rPr>
               <w:t>0.6323</w:t>
             </w:r>
@@ -943,10 +927,10 @@
             <w:tcW w:type="dxa" w:w="1851"/>
             <w:vAlign w:val="center"/>
             <w:tcMar>
-              <w:top w:w="90" w:type="dxa"/>
-              <w:bottom w:w="90" w:type="dxa"/>
-              <w:left w:w="130" w:type="dxa"/>
-              <w:right w:w="130" w:type="dxa"/>
+              <w:top w:w="70" w:type="dxa"/>
+              <w:bottom w:w="70" w:type="dxa"/>
+              <w:left w:w="100" w:type="dxa"/>
+              <w:right w:w="100" w:type="dxa"/>
             </w:tcMar>
           </w:tcPr>
           <w:p>
@@ -960,7 +944,7 @@
                 <w:rFonts w:ascii="Times New Roman" w:hAnsi="Times New Roman"/>
                 <w:b w:val="0"/>
                 <w:color w:val="000000"/>
-                <w:sz w:val="19"/>
+                <w:sz w:val="17"/>
               </w:rPr>
               <w:t>0.6427</w:t>
             </w:r>
@@ -971,10 +955,10 @@
             <w:tcW w:type="dxa" w:w="1851"/>
             <w:vAlign w:val="center"/>
             <w:tcMar>
-              <w:top w:w="90" w:type="dxa"/>
-              <w:bottom w:w="90" w:type="dxa"/>
-              <w:left w:w="130" w:type="dxa"/>
-              <w:right w:w="130" w:type="dxa"/>
+              <w:top w:w="70" w:type="dxa"/>
+              <w:bottom w:w="70" w:type="dxa"/>
+              <w:left w:w="100" w:type="dxa"/>
+              <w:right w:w="100" w:type="dxa"/>
             </w:tcMar>
           </w:tcPr>
           <w:p>
@@ -988,7 +972,7 @@
                 <w:rFonts w:ascii="Times New Roman" w:hAnsi="Times New Roman"/>
                 <w:b w:val="0"/>
                 <w:color w:val="000000"/>
-                <w:sz w:val="19"/>
+                <w:sz w:val="17"/>
               </w:rPr>
               <w:t>0.4017</w:t>
             </w:r>
@@ -999,10 +983,10 @@
             <w:tcW w:type="dxa" w:w="1851"/>
             <w:vAlign w:val="center"/>
             <w:tcMar>
-              <w:top w:w="90" w:type="dxa"/>
-              <w:bottom w:w="90" w:type="dxa"/>
-              <w:left w:w="130" w:type="dxa"/>
-              <w:right w:w="130" w:type="dxa"/>
+              <w:top w:w="70" w:type="dxa"/>
+              <w:bottom w:w="70" w:type="dxa"/>
+              <w:left w:w="100" w:type="dxa"/>
+              <w:right w:w="100" w:type="dxa"/>
             </w:tcMar>
           </w:tcPr>
           <w:p>
@@ -1016,7 +1000,7 @@
                 <w:rFonts w:ascii="Times New Roman" w:hAnsi="Times New Roman"/>
                 <w:b w:val="0"/>
                 <w:color w:val="000000"/>
-                <w:sz w:val="19"/>
+                <w:sz w:val="17"/>
               </w:rPr>
               <w:t>0.4944</w:t>
             </w:r>
@@ -1027,10 +1011,10 @@
             <w:tcW w:type="dxa" w:w="1851"/>
             <w:vAlign w:val="center"/>
             <w:tcMar>
-              <w:top w:w="90" w:type="dxa"/>
-              <w:bottom w:w="90" w:type="dxa"/>
-              <w:left w:w="130" w:type="dxa"/>
-              <w:right w:w="130" w:type="dxa"/>
+              <w:top w:w="70" w:type="dxa"/>
+              <w:bottom w:w="70" w:type="dxa"/>
+              <w:left w:w="100" w:type="dxa"/>
+              <w:right w:w="100" w:type="dxa"/>
             </w:tcMar>
           </w:tcPr>
           <w:p>
@@ -1044,7 +1028,7 @@
                 <w:rFonts w:ascii="Times New Roman" w:hAnsi="Times New Roman"/>
                 <w:b w:val="0"/>
                 <w:color w:val="000000"/>
-                <w:sz w:val="19"/>
+                <w:sz w:val="17"/>
               </w:rPr>
               <w:t>0.3573</w:t>
             </w:r>
@@ -1054,7 +1038,7 @@
     </w:tbl>
     <w:p>
       <w:pPr>
-        <w:spacing w:before="80" w:after="80" w:line="276" w:lineRule="auto"/>
+        <w:spacing w:before="120" w:after="80" w:line="276" w:lineRule="auto"/>
         <w:jc w:val="both"/>
       </w:pPr>
       <w:r>
@@ -1063,9 +1047,9 @@
           <w:b w:val="0"/>
           <w:i w:val="0"/>
           <w:color w:val="000000"/>
-          <w:sz w:val="19"/>
+          <w:sz w:val="18"/>
         </w:rPr>
-        <w:t>Note: Benchmarked against held-out experimental CRISPRi ground truth (|log2 FC| ≥ 0.50, |t| ≥ 3.0) and negative control edges in MDA-MB-231 cells.</w:t>
+        <w:t>Note: Benchmarked against held-out experimental CRISPRi ground truth (|log2 FC| &gt;= 0.50, |t| &gt;= 3.0) and negative control edges in MDA-MB-231 cells.</w:t>
       </w:r>
     </w:p>
     <w:sectPr>
